--- a/docs/new_datasets/New_Datasets_Deep_Explanation_Report.docx
+++ b/docs/new_datasets/New_Datasets_Deep_Explanation_Report.docx
@@ -23,6 +23,46 @@
     <w:p>
       <w:r>
         <w:t>**Companion artefacts:** `6_Results/New_Datasets/*.csv`, canvas `four-new-datasets-results.canvas.tsx`, shorter table dump `New_Datasets_Final_Report.md`</w:t>
+      </w:r>
+    </w:p>
+    <w:p>
+      <w:r>
+        <w:t>Notation:</w:t>
+      </w:r>
+    </w:p>
+    <w:p>
+      <w:r>
+        <w:t>| Symbol | Meaning |</w:t>
+      </w:r>
+    </w:p>
+    <w:p>
+      <w:r>
+        <w:t>|--------|---------|</w:t>
+      </w:r>
+    </w:p>
+    <w:p>
+      <w:r>
+        <w:t>| `t` | points per snapshot |</w:t>
+      </w:r>
+    </w:p>
+    <w:p>
+      <w:r>
+        <w:t>| `l` | number of snapshots |</w:t>
+      </w:r>
+    </w:p>
+    <w:p>
+      <w:r>
+        <w:t>| `n_c` | size of one class pool |</w:t>
+      </w:r>
+    </w:p>
+    <w:p>
+      <w:r>
+        <w:t>| `R` | reuse score = `(t * l) / n_c` |</w:t>
+      </w:r>
+    </w:p>
+    <w:p>
+      <w:r>
+        <w:t>| `b` | intrinsic dimension |</w:t>
       </w:r>
     </w:p>
     <w:p>
@@ -353,12 +393,12 @@
     </w:p>
     <w:p>
       <w:r>
-        <w:t xml:space="preserve">2. Draw a random subset of **t** points → one **landmark / snapshot**  </w:t>
+        <w:t xml:space="preserve">2. Draw a random subset of `t` points → one **landmark / snapshot**  </w:t>
       </w:r>
     </w:p>
     <w:p>
       <w:r>
-        <w:t xml:space="preserve">3. Repeat **l** times → **l** snapshots per class  </w:t>
+        <w:t xml:space="preserve">3. Repeat `l` times → `l` snapshots per class  </w:t>
       </w:r>
     </w:p>
     <w:p>
@@ -368,7 +408,7 @@
     </w:p>
     <w:p>
       <w:r>
-        <w:t xml:space="preserve">5. Summarise each diagram with **12 barcode statistics × 2 homology dimensions (H₀, H₁) = 24 numbers**  </w:t>
+        <w:t xml:space="preserve">5. Summarise each diagram with **12 barcode statistics × 2 homology dimensions (H0, H1) = 24 numbers**  </w:t>
       </w:r>
     </w:p>
     <w:p>
@@ -417,7 +457,7 @@
         <w:pStyle w:val="ListBullet"/>
       </w:pPr>
       <w:r>
-        <w:t>**l = 500** snapshots per class (legacy habit from the original pipeline)</w:t>
+        <w:t>`l = 500` snapshots per class (legacy habit from the original pipeline)</w:t>
       </w:r>
     </w:p>
     <w:p>
@@ -441,7 +481,7 @@
         <w:pStyle w:val="ListBullet"/>
       </w:pPr>
       <w:r>
-        <w:t>**l** chosen so the **reuse score** is near or below 1</w:t>
+        <w:t>`l` chosen so the **reuse score** is near or below 1</w:t>
       </w:r>
     </w:p>
     <w:p>
@@ -454,22 +494,22 @@
     </w:p>
     <w:p>
       <w:r>
-        <w:t>For a class with \(n_c\) customers, snapshot size \(t\), snapshot count \(l\):</w:t>
+        <w:t>For a class with `n_c` customers, snapshot size `t`, snapshot count `l`:</w:t>
       </w:r>
     </w:p>
     <w:p>
       <w:r>
-        <w:t>\[</w:t>
+        <w:t>```text</w:t>
       </w:r>
     </w:p>
     <w:p>
       <w:r>
-        <w:t>R_c = \frac{t \cdot l}{n_c}</w:t>
+        <w:t>R_c  =  (t * l) / n_c</w:t>
       </w:r>
     </w:p>
     <w:p>
       <w:r>
-        <w:t>\]</w:t>
+        <w:t>```</w:t>
       </w:r>
     </w:p>
     <w:p>
@@ -482,7 +522,7 @@
         <w:pStyle w:val="ListBullet"/>
       </w:pPr>
       <w:r>
-        <w:t>\(R_c \approx 1\): each customer is used about once across the whole snapshot library → good</w:t>
+        <w:t>`R_c ≈ 1`: each customer is used about once across the whole snapshot library → good</w:t>
       </w:r>
     </w:p>
     <w:p>
@@ -490,7 +530,7 @@
         <w:pStyle w:val="ListBullet"/>
       </w:pPr>
       <w:r>
-        <w:t>\(R_c = 25\) (seen on old DCCCD L5): each customer appears on the order of **25 times** → snapshots are highly dependent; effective sample size is much smaller than 500</w:t>
+        <w:t>`R_c = 25` (seen on old DCCCD L5): each customer appears on the order of **25 times** → snapshots are highly dependent; effective sample size is much smaller than 500</w:t>
       </w:r>
     </w:p>
     <w:p>
@@ -500,17 +540,17 @@
     </w:p>
     <w:p>
       <w:r>
-        <w:t>\[</w:t>
+        <w:t>```text</w:t>
       </w:r>
     </w:p>
     <w:p>
       <w:r>
-        <w:t>\frac{t}{n_c} &lt; 0.20</w:t>
+        <w:t>t / n_c  &lt;  0.20</w:t>
       </w:r>
     </w:p>
     <w:p>
       <w:r>
-        <w:t>\]</w:t>
+        <w:t>```</w:t>
       </w:r>
     </w:p>
     <w:p>
@@ -528,12 +568,12 @@
     </w:p>
     <w:p>
       <w:r>
-        <w:t>| Dataset | Variant | Typical reuse \(R = tl/n_c\) | Verdict |</w:t>
+        <w:t>| Dataset | Variant | Typical reuse `R = (t * l) / n_c` | Verdict |</w:t>
       </w:r>
     </w:p>
     <w:p>
       <w:r>
-        <w:t>|---------|---------|-----------------------------|---------|</w:t>
+        <w:t>|---------|---------|----------------------------------|---------|</w:t>
       </w:r>
     </w:p>
     <w:p>
@@ -543,7 +583,7 @@
     </w:p>
     <w:p>
       <w:r>
-        <w:t>| All four | `revised` | train/test \(R\) brought near **≤ 1** | Meets the sampling checklist |</w:t>
+        <w:t>| All four | `revised` | train/test `R` brought near **≤ 1** | Meets the sampling checklist |</w:t>
       </w:r>
     </w:p>
     <w:p>
@@ -553,7 +593,7 @@
     </w:p>
     <w:p>
       <w:r>
-        <w:t>“500 was a historical convenience, not a statistically justified sample size. Once we enforce \(R \lesssim 1\), we only keep on the order of **tens** of snapshots, not hundreds.”</w:t>
+        <w:t>“500 was a historical convenience, not a statistically justified sample size. Once we enforce `R` near or below 1, we only keep on the order of **tens** of snapshots, not hundreds.”</w:t>
       </w:r>
     </w:p>
     <w:p>
@@ -768,12 +808,12 @@
         <w:pStyle w:val="Heading2"/>
       </w:pPr>
       <w:r>
-        <w:t>Intrinsic dimension \(b\) (Two-NN / Levina–Bickel)</w:t>
+        <w:t>Intrinsic dimension `b` (Two-NN / Levina–Bickel)</w:t>
       </w:r>
     </w:p>
     <w:p>
       <w:r>
-        <w:t>**Why:** persistent homology and the email-style sample-size formula need a notion of how many degrees of freedom the cloud has. If \(b\) were enormous, topology estimates would need huge \(t\).</w:t>
+        <w:t>**Why:** persistent homology and the email-style sample-size formula need a notion of how many degrees of freedom the cloud has. If `b` were enormous, topology estimates would need huge `t`.</w:t>
       </w:r>
     </w:p>
     <w:p>
@@ -826,7 +866,7 @@
     </w:p>
     <w:p>
       <w:r>
-        <w:t>We logged global mean/variance of the 24 barcode stats across snapshots — a proxy for landscape stability \(\bar\lambda\). Large variance ⇒ snapshots are noisy; tiny variance ⇒ summaries are stable (but stability ≠ predictive power for individuals).</w:t>
+        <w:t>We logged global mean/variance of the 24 barcode stats across snapshots — a proxy for landscape stability (average barcode-feature vector across snapshots). Large variance ⇒ snapshots are noisy; tiny variance ⇒ summaries are stable (but stability ≠ predictive power for individuals).</w:t>
       </w:r>
     </w:p>
     <w:p>
@@ -834,7 +874,7 @@
         <w:pStyle w:val="Heading2"/>
       </w:pPr>
       <w:r>
-        <w:t>Robinson &amp; Turner Algorithm 2 (permutation test on \(F_{p,q}\))</w:t>
+        <w:t>Robinson &amp; Turner Algorithm 2 (permutation test on F_p,q)</w:t>
       </w:r>
     </w:p>
     <w:p>
@@ -847,7 +887,7 @@
         <w:pStyle w:val="ListBullet"/>
       </w:pPr>
       <w:r>
-        <w:t>Compute a joint loss \(F_{p,q}\) on barcode-statistic vectors (proxy for diagram distances)</w:t>
+        <w:t>Compute a joint loss `F_p,q` on barcode-statistic vectors (proxy for diagram distances)</w:t>
       </w:r>
     </w:p>
     <w:p>
@@ -873,7 +913,7 @@
     </w:p>
     <w:p>
       <w:r>
-        <w:t>Many settings gave \(p \approx 0.005\) (minimum resolution with ~200 permutations). That supports “the two clouds differ,” **not** “we can deploy this as a credit score.”</w:t>
+        <w:t>Many settings gave `p ≈ 0.005` (minimum resolution with ~200 permutations). That supports “the two clouds differ,” **not** “we can deploy this as a credit score.”</w:t>
       </w:r>
     </w:p>
     <w:p>
@@ -901,7 +941,7 @@
     </w:p>
     <w:p>
       <w:r>
-        <w:t>| 12 | Match sample sizes / \(t\) | Isolates whether gains are just from snapshot size |</w:t>
+        <w:t>| 12 | Match sample sizes / `t` | Isolates whether gains are just from snapshot size |</w:t>
       </w:r>
     </w:p>
     <w:p>
@@ -1035,22 +1075,42 @@
     </w:p>
     <w:p>
       <w:r>
-        <w:t xml:space="preserve">2. **Fixed absolute \(t\)** (same for train and test)  </w:t>
+        <w:t xml:space="preserve">2. **Fixed absolute `t`** (same for train and test)  </w:t>
       </w:r>
     </w:p>
     <w:p>
       <w:r>
-        <w:t xml:space="preserve">3. Default **train \(l = 60\)**, **test \(l = 15\)**, plus a 3-point sweep in Zaniar’s ranges  </w:t>
+        <w:t xml:space="preserve">3. Default **train `l = 60`**, **test `l = 15`**, plus a 3-point sweep in Zaniar’s ranges  </w:t>
       </w:r>
     </w:p>
     <w:p>
       <w:r>
-        <w:t xml:space="preserve">4. For **DCCCD** (the bigger dataset) non-split arm: \(l \in \{60,75,90\}\)  </w:t>
+        <w:t xml:space="preserve">4. For **DCCCD** (the bigger dataset) non-split arm: `l` in `{60, 75, 90}`  </w:t>
       </w:r>
     </w:p>
     <w:p>
       <w:r>
-        <w:t xml:space="preserve">5. Separate **Concern A** (email formula \(l \sim (t/\log t)^{2/b}\)) from **Concern B** (reuse \(R = tl/n_c\))  </w:t>
+        <w:t>5. Separate **Concern A** (email formula) from **Concern B** (reuse):</w:t>
+      </w:r>
+    </w:p>
+    <w:p>
+      <w:r>
+        <w:t>```text</w:t>
+      </w:r>
+    </w:p>
+    <w:p>
+      <w:r>
+        <w:t>Concern A:   l ≈ (t / log(t))^(2/b)</w:t>
+      </w:r>
+    </w:p>
+    <w:p>
+      <w:r>
+        <w:t>Concern B:   R = (t * l) / n_c   (target R ≤ 1)</w:t>
+      </w:r>
+    </w:p>
+    <w:p>
+      <w:r>
+        <w:t>```</w:t>
       </w:r>
     </w:p>
     <w:p>
@@ -1093,7 +1153,7 @@
     </w:p>
     <w:p>
       <w:r>
-        <w:t xml:space="preserve">4. `l = 500` massively reuses customers; revised \(l\) fixes reuse but shrinks the barcode sample.  </w:t>
+        <w:t xml:space="preserve">4. `l = 500` massively reuses customers; revised `l` fixes reuse but shrinks the barcode sample.  </w:t>
       </w:r>
     </w:p>
     <w:p>
@@ -1108,7 +1168,7 @@
     </w:p>
     <w:p>
       <w:r>
-        <w:t>7. The next methodology (Exp 28) removes undersampling, fixes \(t\), and separates formula vs reuse math so we can defend every knob.</w:t>
+        <w:t>7. The next methodology (Exp 28) removes undersampling, fixes `t`, and separates formula vs reuse math so we can defend every knob.</w:t>
       </w:r>
     </w:p>
     <w:p>
@@ -1146,12 +1206,12 @@
     </w:p>
     <w:p>
       <w:r>
-        <w:t>| `6_Results/New_Datasets/sampling_ratio_audit.csv` | \(t,l,R\) audit |</w:t>
+        <w:t>| `6_Results/New_Datasets/sampling_ratio_audit.csv` | `t`, `l`, `R` audit |</w:t>
       </w:r>
     </w:p>
     <w:p>
       <w:r>
-        <w:t>| `6_Results/New_Datasets/statistical_results.csv` | ID + \(F_{p,q}\) tests |</w:t>
+        <w:t>| `6_Results/New_Datasets/statistical_results.csv` | ID + `F_p,q` tests |</w:t>
       </w:r>
     </w:p>
     <w:p>
